--- a/06-学生侧材料/讲义/结构化学/原子结构/第八讲原子结构（三）-教师增强版.docx
+++ b/06-学生侧材料/讲义/结构化学/原子结构/第八讲原子结构（三）-教师增强版.docx
@@ -4402,41 +4402,107 @@
         <w:rPr>
           <w:rFonts w:ascii="Times New Roman" w:hAnsi="Times New Roman" w:eastAsia="Times New Roman" w:cs="Times New Roman"/>
         </w:rPr>
-        <w:t xml:space="preserve"> He</w:t>
-      </w:r>
-      <w:r>
-        <w:rPr>
-          <w:rFonts w:ascii="Times New Roman" w:hAnsi="Times New Roman" w:eastAsia="Times New Roman" w:cs="Times New Roman"/>
-          <w:vertAlign w:val="superscript"/>
-        </w:rPr>
-        <w:t>+</w:t>
-      </w:r>
-      <w:r>
-        <w:rPr>
-          <w:rFonts w:ascii="Times New Roman" w:hAnsi="Times New Roman" w:eastAsia="Times New Roman" w:cs="Times New Roman"/>
-        </w:rPr>
-        <w:t xml:space="preserve"> 、 Li</w:t>
-      </w:r>
-      <w:r>
-        <w:rPr>
-          <w:rFonts w:ascii="Times New Roman" w:hAnsi="Times New Roman" w:eastAsia="Times New Roman" w:cs="Times New Roman"/>
-          <w:vertAlign w:val="superscript"/>
-        </w:rPr>
-        <w:t>2+</w:t>
-      </w:r>
-      <w:r>
-        <w:rPr>
-          <w:rFonts w:ascii="Times New Roman" w:hAnsi="Times New Roman" w:eastAsia="Times New Roman" w:cs="Times New Roman"/>
-        </w:rPr>
-        <w:t xml:space="preserve"> 、 B</w:t>
-      </w:r>
-      <w:r>
-        <w:rPr>
-          <w:rFonts w:ascii="Times New Roman" w:hAnsi="Times New Roman" w:eastAsia="Times New Roman" w:cs="Times New Roman"/>
-          <w:vertAlign w:val="superscript"/>
-        </w:rPr>
-        <w:t>3+</w:t>
-      </w:r>
+        <w:t xml:space="preserve"> </w:t>
+      </w:r>
+      <m:oMath>
+        <m:r>
+          <m:t>H</m:t>
+        </m:r>
+        <m:sSup>
+          <m:e>
+            <m:r>
+              <m:t>e</m:t>
+            </m:r>
+          </m:e>
+          <m:sup>
+            <m:r>
+              <m:rPr>
+                <m:sty m:val="p"/>
+              </m:rPr>
+              <m:t>+</m:t>
+            </m:r>
+          </m:sup>
+        </m:sSup>
+      </m:oMath>
+      <w:r>
+        <w:rPr>
+          <w:rFonts w:ascii="Times New Roman" w:hAnsi="Times New Roman" w:eastAsia="Times New Roman" w:cs="Times New Roman"/>
+        </w:rPr>
+        <w:t xml:space="preserve"> </w:t>
+      </w:r>
+      <w:r>
+        <w:rPr>
+          <w:rFonts w:ascii="Times New Roman" w:hAnsi="Times New Roman" w:eastAsia="Times New Roman" w:cs="Times New Roman"/>
+        </w:rPr>
+        <w:t xml:space="preserve">、</w:t>
+      </w:r>
+      <w:r>
+        <w:rPr>
+          <w:rFonts w:ascii="Times New Roman" w:hAnsi="Times New Roman" w:eastAsia="Times New Roman" w:cs="Times New Roman"/>
+        </w:rPr>
+        <w:t xml:space="preserve"> </w:t>
+      </w:r>
+      <m:oMath>
+        <m:r>
+          <m:t>L</m:t>
+        </m:r>
+        <m:sSup>
+          <m:e>
+            <m:r>
+              <m:t>i</m:t>
+            </m:r>
+          </m:e>
+          <m:sup>
+            <m:r>
+              <m:t>2</m:t>
+            </m:r>
+            <m:r>
+              <m:rPr>
+                <m:sty m:val="p"/>
+              </m:rPr>
+              <m:t>+</m:t>
+            </m:r>
+          </m:sup>
+        </m:sSup>
+      </m:oMath>
+      <w:r>
+        <w:rPr>
+          <w:rFonts w:ascii="Times New Roman" w:hAnsi="Times New Roman" w:eastAsia="Times New Roman" w:cs="Times New Roman"/>
+        </w:rPr>
+        <w:t xml:space="preserve"> </w:t>
+      </w:r>
+      <w:r>
+        <w:rPr>
+          <w:rFonts w:ascii="Times New Roman" w:hAnsi="Times New Roman" w:eastAsia="Times New Roman" w:cs="Times New Roman"/>
+        </w:rPr>
+        <w:t xml:space="preserve">、</w:t>
+      </w:r>
+      <w:r>
+        <w:rPr>
+          <w:rFonts w:ascii="Times New Roman" w:hAnsi="Times New Roman" w:eastAsia="Times New Roman" w:cs="Times New Roman"/>
+        </w:rPr>
+        <w:t xml:space="preserve"> </w:t>
+      </w:r>
+      <m:oMath>
+        <m:sSup>
+          <m:e>
+            <m:r>
+              <m:t>B</m:t>
+            </m:r>
+          </m:e>
+          <m:sup>
+            <m:r>
+              <m:t>3</m:t>
+            </m:r>
+            <m:r>
+              <m:rPr>
+                <m:sty m:val="p"/>
+              </m:rPr>
+              <m:t>+</m:t>
+            </m:r>
+          </m:sup>
+        </m:sSup>
+      </m:oMath>
       <w:r>
         <w:rPr>
           <w:rFonts w:ascii="Times New Roman" w:hAnsi="Times New Roman" w:eastAsia="Times New Roman" w:cs="Times New Roman"/>
@@ -13303,15 +13369,22 @@
         <w:rPr>
           <w:rFonts w:ascii="Times New Roman" w:hAnsi="Times New Roman" w:eastAsia="Times New Roman" w:cs="Times New Roman"/>
         </w:rPr>
-        <w:t xml:space="preserve"> R</w:t>
-      </w:r>
-      <w:r>
-        <w:rPr>
-          <w:rFonts w:ascii="Times New Roman" w:hAnsi="Times New Roman" w:eastAsia="Times New Roman" w:cs="Times New Roman"/>
-          <w:vertAlign w:val="superscript"/>
-        </w:rPr>
-        <w:t>2</w:t>
-      </w:r>
+        <w:t xml:space="preserve"> </w:t>
+      </w:r>
+      <m:oMath>
+        <m:sSup>
+          <m:e>
+            <m:r>
+              <m:t>R</m:t>
+            </m:r>
+          </m:e>
+          <m:sup>
+            <m:r>
+              <m:t>2</m:t>
+            </m:r>
+          </m:sup>
+        </m:sSup>
+      </m:oMath>
       <w:r>
         <w:rPr>
           <w:rFonts w:ascii="Times New Roman" w:hAnsi="Times New Roman" w:eastAsia="Times New Roman" w:cs="Times New Roman"/>
@@ -16250,7 +16323,36 @@
         <w:rPr>
           <w:rFonts w:ascii="Times New Roman" w:hAnsi="Times New Roman" w:eastAsia="Times New Roman" w:cs="Times New Roman"/>
         </w:rPr>
-        <w:t xml:space="preserve"> Z* , </w:t>
+        <w:t xml:space="preserve"> </w:t>
+      </w:r>
+      <m:oMath>
+        <m:sSup>
+          <m:e>
+            <m:r>
+              <m:t>Z</m:t>
+            </m:r>
+          </m:e>
+          <m:sup>
+            <m:r>
+              <m:rPr>
+                <m:sty m:val="p"/>
+              </m:rPr>
+              <m:t>*</m:t>
+            </m:r>
+          </m:sup>
+        </m:sSup>
+      </m:oMath>
+      <w:r>
+        <w:rPr>
+          <w:rFonts w:ascii="Times New Roman" w:hAnsi="Times New Roman" w:eastAsia="Times New Roman" w:cs="Times New Roman"/>
+        </w:rPr>
+        <w:t xml:space="preserve"> </w:t>
+      </w:r>
+      <w:r>
+        <w:rPr>
+          <w:rFonts w:ascii="Times New Roman" w:hAnsi="Times New Roman" w:eastAsia="Times New Roman" w:cs="Times New Roman"/>
+        </w:rPr>
+        <w:t xml:space="preserve">, </w:t>
       </w:r>
       <w:r>
         <w:rPr>
@@ -23405,20 +23507,36 @@
         <w:rPr>
           <w:rFonts w:ascii="Times New Roman" w:hAnsi="Times New Roman" w:eastAsia="Times New Roman" w:cs="Times New Roman"/>
         </w:rPr>
-        <w:t xml:space="preserve"> XO</w:t>
-      </w:r>
-      <w:r>
-        <w:rPr>
-          <w:rFonts w:ascii="Times New Roman" w:hAnsi="Times New Roman" w:eastAsia="Times New Roman" w:cs="Times New Roman"/>
-          <w:vertAlign w:val="subscript"/>
-        </w:rPr>
-        <w:t>4</w:t>
-      </w:r>
-      <w:r>
-        <w:rPr>
-          <w:rFonts w:ascii="Times New Roman" w:hAnsi="Times New Roman" w:eastAsia="Times New Roman" w:cs="Times New Roman"/>
-        </w:rPr>
-        <w:t xml:space="preserve"> , </w:t>
+        <w:t xml:space="preserve"> </w:t>
+      </w:r>
+      <m:oMath>
+        <m:r>
+          <m:t>X</m:t>
+        </m:r>
+        <m:sSub>
+          <m:e>
+            <m:r>
+              <m:t>O</m:t>
+            </m:r>
+          </m:e>
+          <m:sub>
+            <m:r>
+              <m:t>4</m:t>
+            </m:r>
+          </m:sub>
+        </m:sSub>
+      </m:oMath>
+      <w:r>
+        <w:rPr>
+          <w:rFonts w:ascii="Times New Roman" w:hAnsi="Times New Roman" w:eastAsia="Times New Roman" w:cs="Times New Roman"/>
+        </w:rPr>
+        <w:t xml:space="preserve"> </w:t>
+      </w:r>
+      <w:r>
+        <w:rPr>
+          <w:rFonts w:ascii="Times New Roman" w:hAnsi="Times New Roman" w:eastAsia="Times New Roman" w:cs="Times New Roman"/>
+        </w:rPr>
+        <w:t xml:space="preserve">, </w:t>
       </w:r>
       <w:r>
         <w:rPr>

--- a/06-学生侧材料/讲义/结构化学/原子结构/第八讲原子结构（三）-教师增强版.docx
+++ b/06-学生侧材料/讲义/结构化学/原子结构/第八讲原子结构（三）-教师增强版.docx
@@ -28653,7 +28653,13 @@
               <w:rPr>
                 <w:rFonts w:ascii="Times New Roman" w:hAnsi="Times New Roman" w:eastAsia="Times New Roman" w:cs="Times New Roman"/>
               </w:rPr>
-              <w:t xml:space="preserve">R_{n,l}(r) </w:t>
+              <w:t xml:space="preserve">$R_{n$</w:t>
+            </w:r>
+            <w:r>
+              <w:rPr>
+                <w:rFonts w:ascii="Times New Roman" w:hAnsi="Times New Roman" w:eastAsia="Times New Roman" w:cs="Times New Roman"/>
+              </w:rPr>
+              <w:t xml:space="preserve">,l}(r) </w:t>
             </w:r>
             <w:r>
               <w:rPr>

--- a/06-学生侧材料/讲义/结构化学/原子结构/第八讲原子结构（三）-教师增强版.docx
+++ b/06-学生侧材料/讲义/结构化学/原子结构/第八讲原子结构（三）-教师增强版.docx
@@ -28649,17 +28649,49 @@
               <w:pStyle w:val="Compact"/>
               <w:jc w:val="center"/>
             </w:pPr>
-            <w:r>
-              <w:rPr>
-                <w:rFonts w:ascii="Times New Roman" w:hAnsi="Times New Roman" w:eastAsia="Times New Roman" w:cs="Times New Roman"/>
-              </w:rPr>
-              <w:t xml:space="preserve">$R_{n$</w:t>
-            </w:r>
-            <w:r>
-              <w:rPr>
-                <w:rFonts w:ascii="Times New Roman" w:hAnsi="Times New Roman" w:eastAsia="Times New Roman" w:cs="Times New Roman"/>
-              </w:rPr>
-              <w:t xml:space="preserve">,l}(r) </w:t>
+            <m:oMath>
+              <m:sSub>
+                <m:e>
+                  <m:r>
+                    <m:t>R</m:t>
+                  </m:r>
+                </m:e>
+                <m:sub>
+                  <m:r>
+                    <m:t>n</m:t>
+                  </m:r>
+                  <m:r>
+                    <m:rPr>
+                      <m:sty m:val="p"/>
+                    </m:rPr>
+                    <m:t>,</m:t>
+                  </m:r>
+                  <m:r>
+                    <m:t>l</m:t>
+                  </m:r>
+                </m:sub>
+              </m:sSub>
+              <m:r>
+                <m:rPr>
+                  <m:sty m:val="p"/>
+                </m:rPr>
+                <m:t>(</m:t>
+              </m:r>
+              <m:r>
+                <m:t>r</m:t>
+              </m:r>
+              <m:r>
+                <m:rPr>
+                  <m:sty m:val="p"/>
+                </m:rPr>
+                <m:t>)</m:t>
+              </m:r>
+            </m:oMath>
+            <w:r>
+              <w:rPr>
+                <w:rFonts w:ascii="Times New Roman" w:hAnsi="Times New Roman" w:eastAsia="Times New Roman" w:cs="Times New Roman"/>
+              </w:rPr>
+              <w:t xml:space="preserve"> </w:t>
             </w:r>
             <w:r>
               <w:rPr>

--- a/06-学生侧材料/讲义/结构化学/原子结构/第八讲原子结构（三）-教师增强版.docx
+++ b/06-学生侧材料/讲义/结构化学/原子结构/第八讲原子结构（三）-教师增强版.docx
@@ -40880,7 +40880,7 @@
     <ns0:name ns0:val="Verbatim Char"/>
     <ns0:basedOn ns0:val="BodyTextChar"/>
     <ns0:rPr>
-      <ns0:rFonts ns0:ascii="Times New Roman" ns0:cs="Times New Roman" ns0:eastAsia="FangSong" ns0:hAnsi="Times New Roman"/>
+      <ns0:rFonts ns0:ascii="SimSun" ns0:hAnsi="SimSun" ns0:eastAsia="SimSun" ns0:cs="SimSun"/>
       <ns0:b ns0:val="0"/>
       <ns0:sz ns0:val="20"/>
     </ns0:rPr>
@@ -40942,7 +40942,7 @@
       <w:wordWrap w:val="off"/>
     </w:pPr>
     <ns0:rPr>
-      <w:rFonts ns0:ascii="Times New Roman" ns0:hAnsi="Times New Roman" ns0:eastAsia="FangSong" ns0:cs="Times New Roman"/>
+      <w:rFonts w:ascii="SimSun" w:hAnsi="SimSun" w:eastAsia="SimSun" w:cs="SimSun"/>
     </ns0:rPr>
   </w:style>
   <w:style w:type="character" w:customStyle="1" w:styleId="KeywordTok">
